--- a/working.docx
+++ b/working.docx
@@ -2114,16 +2114,16 @@
           <w:szCs w:val="24"/>
         </w:rPr>
         <w:drawing>
-          <wp:anchor distT="0" distB="0" distL="114300" distR="114300" simplePos="0" relativeHeight="251664384" behindDoc="0" locked="0" layoutInCell="1" allowOverlap="1" wp14:anchorId="5DB0193D" wp14:editId="73D5AF1E">
+          <wp:anchor distT="0" distB="0" distL="114300" distR="114300" simplePos="0" relativeHeight="251664384" behindDoc="0" locked="0" layoutInCell="1" allowOverlap="1" wp14:anchorId="5DB0193D" wp14:editId="47F0E957">
             <wp:simplePos x="0" y="0"/>
             <wp:positionH relativeFrom="column">
-              <wp:posOffset>1549400</wp:posOffset>
+              <wp:posOffset>1625600</wp:posOffset>
             </wp:positionH>
             <wp:positionV relativeFrom="page">
-              <wp:posOffset>4946650</wp:posOffset>
+              <wp:posOffset>4940300</wp:posOffset>
             </wp:positionV>
-            <wp:extent cx="2635250" cy="1231900"/>
-            <wp:effectExtent l="0" t="0" r="0" b="6350"/>
+            <wp:extent cx="2986405" cy="1396365"/>
+            <wp:effectExtent l="0" t="0" r="4445" b="0"/>
             <wp:wrapTopAndBottom/>
             <wp:docPr id="807151831" name="Picture 1"/>
             <wp:cNvGraphicFramePr>
@@ -2151,7 +2151,7 @@
                   <pic:spPr>
                     <a:xfrm>
                       <a:off x="0" y="0"/>
-                      <a:ext cx="2635250" cy="1231900"/>
+                      <a:ext cx="2986405" cy="1396365"/>
                     </a:xfrm>
                     <a:prstGeom prst="rect">
                       <a:avLst/>
@@ -2160,12 +2160,6 @@
                 </pic:pic>
               </a:graphicData>
             </a:graphic>
-            <wp14:sizeRelH relativeFrom="margin">
-              <wp14:pctWidth>0</wp14:pctWidth>
-            </wp14:sizeRelH>
-            <wp14:sizeRelV relativeFrom="margin">
-              <wp14:pctHeight>0</wp14:pctHeight>
-            </wp14:sizeRelV>
           </wp:anchor>
         </w:drawing>
       </w:r>
@@ -5909,137 +5903,6 @@
         </w:rPr>
         <w:t>).</w:t>
       </w:r>
-    </w:p>
-    <w:p>
-      <w:pPr>
-        <w:rPr>
-          <w:sz w:val="24"/>
-          <w:szCs w:val="24"/>
-        </w:rPr>
-      </w:pPr>
-    </w:p>
-    <w:p>
-      <w:pPr>
-        <w:rPr>
-          <w:sz w:val="28"/>
-          <w:szCs w:val="28"/>
-        </w:rPr>
-      </w:pPr>
-      <w:r>
-        <w:rPr>
-          <w:b/>
-          <w:bCs/>
-          <w:sz w:val="32"/>
-          <w:szCs w:val="32"/>
-        </w:rPr>
-        <w:t>3) Sorting.py</w:t>
-      </w:r>
-      <w:r>
-        <w:rPr>
-          <w:b/>
-          <w:bCs/>
-          <w:sz w:val="32"/>
-          <w:szCs w:val="32"/>
-        </w:rPr>
-        <w:t xml:space="preserve"> and Scheduling.py: </w:t>
-      </w:r>
-      <w:r>
-        <w:rPr>
-          <w:sz w:val="28"/>
-          <w:szCs w:val="28"/>
-        </w:rPr>
-        <w:t>The structure is exactly same as a</w:t>
-      </w:r>
-      <w:r>
-        <w:rPr>
-          <w:sz w:val="28"/>
-          <w:szCs w:val="28"/>
-        </w:rPr>
-        <w:t xml:space="preserve">bove graph.py just there is change in function names like </w:t>
-      </w:r>
-      <w:proofErr w:type="spellStart"/>
-      <w:r>
-        <w:rPr>
-          <w:b/>
-          <w:bCs/>
-          <w:sz w:val="28"/>
-          <w:szCs w:val="28"/>
-        </w:rPr>
-        <w:t>execute_graph_algorithms</w:t>
-      </w:r>
-      <w:proofErr w:type="spellEnd"/>
-      <w:r>
-        <w:rPr>
-          <w:sz w:val="28"/>
-          <w:szCs w:val="28"/>
-        </w:rPr>
-        <w:t xml:space="preserve"> here become </w:t>
-      </w:r>
-      <w:proofErr w:type="spellStart"/>
-      <w:r>
-        <w:rPr>
-          <w:b/>
-          <w:bCs/>
-          <w:sz w:val="28"/>
-          <w:szCs w:val="28"/>
-        </w:rPr>
-        <w:t>execute_sorting_algorithm</w:t>
-      </w:r>
-      <w:proofErr w:type="spellEnd"/>
-      <w:r>
-        <w:rPr>
-          <w:b/>
-          <w:bCs/>
-          <w:sz w:val="28"/>
-          <w:szCs w:val="28"/>
-        </w:rPr>
-        <w:t xml:space="preserve"> </w:t>
-      </w:r>
-      <w:r>
-        <w:rPr>
-          <w:sz w:val="28"/>
-          <w:szCs w:val="28"/>
-        </w:rPr>
-        <w:t xml:space="preserve">or </w:t>
-      </w:r>
-      <w:proofErr w:type="spellStart"/>
-      <w:r>
-        <w:rPr>
-          <w:b/>
-          <w:bCs/>
-          <w:sz w:val="28"/>
-          <w:szCs w:val="28"/>
-        </w:rPr>
-        <w:t>execute_scheduling_</w:t>
-      </w:r>
-      <w:proofErr w:type="gramStart"/>
-      <w:r>
-        <w:rPr>
-          <w:b/>
-          <w:bCs/>
-          <w:sz w:val="28"/>
-          <w:szCs w:val="28"/>
-        </w:rPr>
-        <w:t>algorithm</w:t>
-      </w:r>
-      <w:proofErr w:type="spellEnd"/>
-      <w:r>
-        <w:rPr>
-          <w:b/>
-          <w:bCs/>
-          <w:sz w:val="28"/>
-          <w:szCs w:val="28"/>
-        </w:rPr>
-        <w:t xml:space="preserve"> </w:t>
-      </w:r>
-      <w:r>
-        <w:rPr>
-          <w:sz w:val="28"/>
-          <w:szCs w:val="28"/>
-        </w:rPr>
-        <w:t>.</w:t>
-      </w:r>
-      <w:proofErr w:type="gramEnd"/>
     </w:p>
     <w:p>
       <w:pPr>
